--- a/Files/04 - Bamidbar/06 - Chukas/5784/Chukas (2)/Chukas 5784 (2).docx
+++ b/Files/04 - Bamidbar/06 - Chukas/5784/Chukas (2)/Chukas 5784 (2).docx
@@ -929,7 +929,7 @@
         <w:rPr>
           <w:rFonts w:ascii="Times New Roman" w:hAnsi="Times New Roman" w:cs="Times New Roman"/>
         </w:rPr>
-        <w:t>, the</w:t>
+        <w:t xml:space="preserve">, the </w:t>
       </w:r>
       <w:r>
         <w:rPr>
@@ -1572,7 +1572,7 @@
         <w:rPr>
           <w:rFonts w:ascii="Times New Roman" w:hAnsi="Times New Roman" w:cs="Times New Roman"/>
         </w:rPr>
-        <w:t xml:space="preserve"> torah</w:t>
+        <w:t xml:space="preserve"> torah </w:t>
       </w:r>
       <w:r>
         <w:rPr>

--- a/Files/04 - Bamidbar/06 - Chukas/5784/Chukas (2)/Chukas 5784 (2).docx
+++ b/Files/04 - Bamidbar/06 - Chukas/5784/Chukas (2)/Chukas 5784 (2).docx
@@ -916,7 +916,7 @@
           <w:rFonts w:ascii="Times New Roman" w:hAnsi="Times New Roman" w:cs="Times New Roman"/>
           <w:rtl/>
         </w:rPr>
-        <w:t>"</w:t>
+        <w:t>״</w:t>
       </w:r>
       <w:r>
         <w:rPr>
@@ -2003,7 +2003,7 @@
           <w:rFonts w:ascii="Times New Roman" w:hAnsi="Times New Roman" w:cs="Times New Roman"/>
           <w:rtl/>
         </w:rPr>
-        <w:t>"</w:t>
+        <w:t>״</w:t>
       </w:r>
       <w:r>
         <w:rPr>
@@ -2030,7 +2030,7 @@
           <w:rFonts w:ascii="Times New Roman" w:hAnsi="Times New Roman" w:cs="Times New Roman"/>
           <w:rtl/>
         </w:rPr>
-        <w:t>"</w:t>
+        <w:t>״</w:t>
       </w:r>
       <w:r>
         <w:rPr>
